--- a/Fase 2/Evidencias Proyecto/Evidencias de documentación/15_Plan_Gestion_Riesgos.docx
+++ b/Fase 2/Evidencias Proyecto/Evidencias de documentación/15_Plan_Gestion_Riesgos.docx
@@ -2662,7 +2662,7 @@
                 <w:sz w:val="14"/>
                 <w:szCs w:val="14"/>
               </w:rPr>
-              <w:t>Transferencia internacional de datos al escalar a un proveedor sin región en Chile</w:t>
+              <w:t>Transferencia internacional de datos: la base de datos está alojada en Supabase (EE. UU.)</w:t>
             </w:r>
           </w:p>
         </w:tc>
@@ -2788,7 +2788,7 @@
                 <w:sz w:val="14"/>
                 <w:szCs w:val="14"/>
               </w:rPr>
-              <w:t>Evitar: Preferir regiones en Chile (Azure Chile Central, GCP Santiago); si no, garantías contractuales documentadas.</w:t>
+              <w:t>Mitigar: declarar la transferencia en la Política de Privacidad y en el RAT; respaldarla con el acuerdo de tratamiento de datos (DPA) del proveedor; evaluar una región en Chile al escalar.</w:t>
             </w:r>
           </w:p>
         </w:tc>

--- a/Fase 2/Evidencias Proyecto/Evidencias de documentación/15_Plan_Gestion_Riesgos.docx
+++ b/Fase 2/Evidencias Proyecto/Evidencias de documentación/15_Plan_Gestion_Riesgos.docx
@@ -497,7 +497,7 @@
                 <w:sz w:val="20"/>
                 <w:szCs w:val="20"/>
               </w:rPr>
-              <w:t>1.0</w:t>
+              <w:t>1.1</w:t>
             </w:r>
           </w:p>
         </w:tc>
@@ -1194,7 +1194,7 @@
                 <w:sz w:val="14"/>
                 <w:szCs w:val="14"/>
               </w:rPr>
-              <w:t>Atraso en la migración de Cloud Firestore a PostgreSQL (actividad crítica 1.4.3)</w:t>
+              <w:t>Atraso en la migración de la web y la app al modelo relacional (actividad crítica 1.4.3; la base de datos ya opera en Supabase desde el 20-10-2026)</w:t>
             </w:r>
           </w:p>
         </w:tc>
@@ -2451,7 +2451,7 @@
                 <w:sz w:val="14"/>
                 <w:szCs w:val="14"/>
               </w:rPr>
-              <w:t>Pérdida de datos por falla del servidor</w:t>
+              <w:t>Pérdida de datos por falla del servidor o del proveedor de base de datos</w:t>
             </w:r>
           </w:p>
         </w:tc>
@@ -2581,7 +2581,7 @@
                 <w:sz w:val="14"/>
                 <w:szCs w:val="14"/>
               </w:rPr>
-              <w:t>Mitigar: Respaldo diario cifrado con 30 días de retención, prueba de restauración trimestral (RPO 24 h, RTO 4 h).</w:t>
+              <w:t>Mitigar: Respaldo diario cifrado con 30 días de retención, prueba de restauración trimestral (RPO 24 h, RTO 4 h). En Supabase, el plan Free no incluye respaldos y el Pro los conserva 7 días: se agrega un respaldo lógico diario propio (pg_dump cifrado) para cubrir los 30 días.</w:t>
             </w:r>
           </w:p>
         </w:tc>
@@ -3652,6 +3652,212 @@
                 <w:szCs w:val="14"/>
               </w:rPr>
               <w:t>YR</w:t>
+            </w:r>
+          </w:p>
+        </w:tc>
+      </w:tr>
+      <w:tr>
+        <w:trPr>
+          <w:cantSplit/>
+        </w:trPr>
+        <w:tc>
+          <w:tcPr>
+            <w:tcW w:w="570" w:type="dxa"/>
+            <w:tcMar>
+              <w:top w:w="80" w:type="dxa"/>
+              <w:left w:w="100" w:type="dxa"/>
+              <w:bottom w:w="80" w:type="dxa"/>
+              <w:right w:w="100" w:type="dxa"/>
+            </w:tcMar>
+            <w:vAlign w:val="center"/>
+          </w:tcPr>
+          <w:p>
+            <w:pPr>
+              <w:spacing w:before="0" w:after="0" w:line="240" w:lineRule="auto"/>
+            </w:pPr>
+            <w:r>
+              <w:rPr>
+                <w:rFonts w:ascii="Arial" w:hAnsi="Arial" w:cs="Arial" w:eastAsia="Arial"/>
+                <w:sz w:val="14"/>
+                <w:szCs w:val="14"/>
+              </w:rPr>
+              <w:t>R-14</w:t>
+            </w:r>
+          </w:p>
+        </w:tc>
+        <w:tc>
+          <w:tcPr>
+            <w:tcW w:w="2280" w:type="dxa"/>
+            <w:tcMar>
+              <w:top w:w="80" w:type="dxa"/>
+              <w:left w:w="100" w:type="dxa"/>
+              <w:bottom w:w="80" w:type="dxa"/>
+              <w:right w:w="100" w:type="dxa"/>
+            </w:tcMar>
+            <w:vAlign w:val="center"/>
+          </w:tcPr>
+          <w:p>
+            <w:pPr>
+              <w:spacing w:before="0" w:after="0" w:line="240" w:lineRule="auto"/>
+            </w:pPr>
+            <w:r>
+              <w:rPr>
+                <w:rFonts w:ascii="Arial" w:hAnsi="Arial" w:cs="Arial" w:eastAsia="Arial"/>
+                <w:sz w:val="14"/>
+                <w:szCs w:val="14"/>
+              </w:rPr>
+              <w:t>Acceso público a las tablas del prototipo en Supabase (RLS permisivo para la clave pública) mientras la web y la app las usen</w:t>
+            </w:r>
+          </w:p>
+        </w:tc>
+        <w:tc>
+          <w:tcPr>
+            <w:tcW w:w="950" w:type="dxa"/>
+            <w:tcMar>
+              <w:top w:w="80" w:type="dxa"/>
+              <w:left w:w="100" w:type="dxa"/>
+              <w:bottom w:w="80" w:type="dxa"/>
+              <w:right w:w="100" w:type="dxa"/>
+            </w:tcMar>
+            <w:vAlign w:val="center"/>
+          </w:tcPr>
+          <w:p>
+            <w:pPr>
+              <w:spacing w:before="0" w:after="0" w:line="240" w:lineRule="auto"/>
+            </w:pPr>
+            <w:r>
+              <w:rPr>
+                <w:rFonts w:ascii="Arial" w:hAnsi="Arial" w:cs="Arial" w:eastAsia="Arial"/>
+                <w:sz w:val="14"/>
+                <w:szCs w:val="14"/>
+              </w:rPr>
+              <w:t>Seguridad</w:t>
+            </w:r>
+          </w:p>
+        </w:tc>
+        <w:tc>
+          <w:tcPr>
+            <w:tcW w:w="380" w:type="dxa"/>
+            <w:tcMar>
+              <w:top w:w="80" w:type="dxa"/>
+              <w:left w:w="100" w:type="dxa"/>
+              <w:bottom w:w="80" w:type="dxa"/>
+              <w:right w:w="100" w:type="dxa"/>
+            </w:tcMar>
+            <w:vAlign w:val="center"/>
+          </w:tcPr>
+          <w:p>
+            <w:pPr>
+              <w:spacing w:before="0" w:after="0" w:line="240" w:lineRule="auto"/>
+            </w:pPr>
+            <w:r>
+              <w:rPr>
+                <w:rFonts w:ascii="Arial" w:hAnsi="Arial" w:cs="Arial" w:eastAsia="Arial"/>
+                <w:sz w:val="14"/>
+                <w:szCs w:val="14"/>
+              </w:rPr>
+              <w:t>3</w:t>
+            </w:r>
+          </w:p>
+        </w:tc>
+        <w:tc>
+          <w:tcPr>
+            <w:tcW w:w="380" w:type="dxa"/>
+            <w:tcMar>
+              <w:top w:w="80" w:type="dxa"/>
+              <w:left w:w="100" w:type="dxa"/>
+              <w:bottom w:w="80" w:type="dxa"/>
+              <w:right w:w="100" w:type="dxa"/>
+            </w:tcMar>
+            <w:vAlign w:val="center"/>
+          </w:tcPr>
+          <w:p>
+            <w:pPr>
+              <w:spacing w:before="0" w:after="0" w:line="240" w:lineRule="auto"/>
+            </w:pPr>
+            <w:r>
+              <w:rPr>
+                <w:rFonts w:ascii="Arial" w:hAnsi="Arial" w:cs="Arial" w:eastAsia="Arial"/>
+                <w:sz w:val="14"/>
+                <w:szCs w:val="14"/>
+              </w:rPr>
+              <w:t>4</w:t>
+            </w:r>
+          </w:p>
+        </w:tc>
+        <w:tc>
+          <w:tcPr>
+            <w:tcW w:w="855" w:type="dxa"/>
+            <w:shd w:val="clear" w:color="auto" w:fill="FFF3CD"/>
+            <w:tcMar>
+              <w:top w:w="80" w:type="dxa"/>
+              <w:left w:w="100" w:type="dxa"/>
+              <w:bottom w:w="80" w:type="dxa"/>
+              <w:right w:w="100" w:type="dxa"/>
+            </w:tcMar>
+            <w:vAlign w:val="center"/>
+          </w:tcPr>
+          <w:p>
+            <w:pPr>
+              <w:spacing w:before="0" w:after="0" w:line="240" w:lineRule="auto"/>
+            </w:pPr>
+            <w:r>
+              <w:rPr>
+                <w:rFonts w:ascii="Arial" w:hAnsi="Arial" w:cs="Arial" w:eastAsia="Arial"/>
+                <w:sz w:val="14"/>
+                <w:szCs w:val="14"/>
+              </w:rPr>
+              <w:t>Medio (12)</w:t>
+            </w:r>
+          </w:p>
+        </w:tc>
+        <w:tc>
+          <w:tcPr>
+            <w:tcW w:w="2945" w:type="dxa"/>
+            <w:tcMar>
+              <w:top w:w="80" w:type="dxa"/>
+              <w:left w:w="100" w:type="dxa"/>
+              <w:bottom w:w="80" w:type="dxa"/>
+              <w:right w:w="100" w:type="dxa"/>
+            </w:tcMar>
+            <w:vAlign w:val="center"/>
+          </w:tcPr>
+          <w:p>
+            <w:pPr>
+              <w:spacing w:before="0" w:after="0" w:line="240" w:lineRule="auto"/>
+            </w:pPr>
+            <w:r>
+              <w:rPr>
+                <w:rFonts w:ascii="Arial" w:hAnsi="Arial" w:cs="Arial" w:eastAsia="Arial"/>
+                <w:sz w:val="14"/>
+                <w:szCs w:val="14"/>
+              </w:rPr>
+              <w:t>Mitigar: no cargar datos reales; migrar la web y la app al modelo relacional con autenticación; cerrar esas tablas y definir políticas RLS por rol.</w:t>
+            </w:r>
+          </w:p>
+        </w:tc>
+        <w:tc>
+          <w:tcPr>
+            <w:tcW w:w="1140" w:type="dxa"/>
+            <w:tcMar>
+              <w:top w:w="80" w:type="dxa"/>
+              <w:left w:w="100" w:type="dxa"/>
+              <w:bottom w:w="80" w:type="dxa"/>
+              <w:right w:w="100" w:type="dxa"/>
+            </w:tcMar>
+            <w:vAlign w:val="center"/>
+          </w:tcPr>
+          <w:p>
+            <w:pPr>
+              <w:spacing w:before="0" w:after="0" w:line="240" w:lineRule="auto"/>
+            </w:pPr>
+            <w:r>
+              <w:rPr>
+                <w:rFonts w:ascii="Arial" w:hAnsi="Arial" w:cs="Arial" w:eastAsia="Arial"/>
+                <w:sz w:val="14"/>
+                <w:szCs w:val="14"/>
+              </w:rPr>
+              <w:t>JO</w:t>
             </w:r>
           </w:p>
         </w:tc>
@@ -4291,7 +4497,7 @@
                 <w:sz w:val="18"/>
                 <w:szCs w:val="18"/>
               </w:rPr>
-              <w:t>R-05</w:t>
+              <w:t>R-05, R-14</w:t>
             </w:r>
           </w:p>
         </w:tc>
@@ -5341,6 +5547,86 @@
                 <w:szCs w:val="18"/>
               </w:rPr>
               <w:t>Versión inicial: 13 riesgos, matriz y riesgo regulatorio cuantificado.</w:t>
+            </w:r>
+          </w:p>
+        </w:tc>
+      </w:tr>
+      <w:tr>
+        <w:trPr>
+          <w:cantSplit/>
+        </w:trPr>
+        <w:tc>
+          <w:tcPr>
+            <w:tcW w:w="1140" w:type="dxa"/>
+            <w:tcMar>
+              <w:top w:w="80" w:type="dxa"/>
+              <w:left w:w="100" w:type="dxa"/>
+              <w:bottom w:w="80" w:type="dxa"/>
+              <w:right w:w="100" w:type="dxa"/>
+            </w:tcMar>
+            <w:vAlign w:val="center"/>
+          </w:tcPr>
+          <w:p>
+            <w:pPr>
+              <w:spacing w:before="0" w:after="0" w:line="240" w:lineRule="auto"/>
+            </w:pPr>
+            <w:r>
+              <w:rPr>
+                <w:rFonts w:ascii="Arial" w:hAnsi="Arial" w:cs="Arial" w:eastAsia="Arial"/>
+                <w:sz w:val="18"/>
+                <w:szCs w:val="18"/>
+              </w:rPr>
+              <w:t>1.1</w:t>
+            </w:r>
+          </w:p>
+        </w:tc>
+        <w:tc>
+          <w:tcPr>
+            <w:tcW w:w="1710" w:type="dxa"/>
+            <w:tcMar>
+              <w:top w:w="80" w:type="dxa"/>
+              <w:left w:w="100" w:type="dxa"/>
+              <w:bottom w:w="80" w:type="dxa"/>
+              <w:right w:w="100" w:type="dxa"/>
+            </w:tcMar>
+            <w:vAlign w:val="center"/>
+          </w:tcPr>
+          <w:p>
+            <w:pPr>
+              <w:spacing w:before="0" w:after="0" w:line="240" w:lineRule="auto"/>
+            </w:pPr>
+            <w:r>
+              <w:rPr>
+                <w:rFonts w:ascii="Arial" w:hAnsi="Arial" w:cs="Arial" w:eastAsia="Arial"/>
+                <w:sz w:val="18"/>
+                <w:szCs w:val="18"/>
+              </w:rPr>
+              <w:t>22-10-2026</w:t>
+            </w:r>
+          </w:p>
+        </w:tc>
+        <w:tc>
+          <w:tcPr>
+            <w:tcW w:w="6650" w:type="dxa"/>
+            <w:tcMar>
+              <w:top w:w="80" w:type="dxa"/>
+              <w:left w:w="100" w:type="dxa"/>
+              <w:bottom w:w="80" w:type="dxa"/>
+              <w:right w:w="100" w:type="dxa"/>
+            </w:tcMar>
+            <w:vAlign w:val="center"/>
+          </w:tcPr>
+          <w:p>
+            <w:pPr>
+              <w:spacing w:before="0" w:after="0" w:line="240" w:lineRule="auto"/>
+            </w:pPr>
+            <w:r>
+              <w:rPr>
+                <w:rFonts w:ascii="Arial" w:hAnsi="Arial" w:cs="Arial" w:eastAsia="Arial"/>
+                <w:sz w:val="18"/>
+                <w:szCs w:val="18"/>
+              </w:rPr>
+              <w:t>R-02 y R-08 actualizados por la implementación en Supabase; R-09 redefinido como transferencia internacional (20-10-2026); nuevo R-14 (tablas del prototipo con acceso público). Total: 14 riesgos.</w:t>
             </w:r>
           </w:p>
         </w:tc>

--- a/Fase 2/Evidencias Proyecto/Evidencias de documentación/15_Plan_Gestion_Riesgos.docx
+++ b/Fase 2/Evidencias Proyecto/Evidencias de documentación/15_Plan_Gestion_Riesgos.docx
@@ -1405,7 +1405,7 @@
                 <w:sz w:val="14"/>
                 <w:szCs w:val="14"/>
               </w:rPr>
-              <w:t>Brecha de seguridad o exposición de credenciales (se detectó una clave de correo en el código del prototipo)</w:t>
+              <w:t>Brecha de seguridad o exposición de credenciales (se detectó una clave de correo en el código del prototipo; el 22-10-2026 se trasladó a archivos .env excluidos del repositorio)</w:t>
             </w:r>
           </w:p>
         </w:tc>
@@ -1531,7 +1531,7 @@
                 <w:sz w:val="14"/>
                 <w:szCs w:val="14"/>
               </w:rPr>
-              <w:t>Mitigar: Revocar la clave expuesta, mover secretos a variables de entorno/gestor, revisión de código, TLS, cifrado en reposo y procedimiento de notificación.</w:t>
+              <w:t>Mitigar: secretos en variables de entorno fuera del repositorio (aplicado el 22-10-2026), envío de correos desde el servidor y no desde la app, revisión de código antes de cada commit, TLS, cifrado en reposo y procedimiento de notificación.</w:t>
             </w:r>
           </w:p>
         </w:tc>
@@ -5626,7 +5626,7 @@
                 <w:sz w:val="18"/>
                 <w:szCs w:val="18"/>
               </w:rPr>
-              <w:t>R-02 y R-08 actualizados por la implementación en Supabase; R-09 redefinido como transferencia internacional (20-10-2026); nuevo R-14 (tablas del prototipo con acceso público). Total: 14 riesgos.</w:t>
+              <w:t>R-02 y R-08 actualizados por la implementación en Supabase; R-09 redefinido como transferencia internacional (20-10-2026); nuevo R-14 (tablas del prototipo con acceso público); R-03 actualizado (clave de correo trasladada a archivos .env). Total: 14 riesgos.</w:t>
             </w:r>
           </w:p>
         </w:tc>

--- a/Fase 2/Evidencias Proyecto/Evidencias de documentación/15_Plan_Gestion_Riesgos.docx
+++ b/Fase 2/Evidencias Proyecto/Evidencias de documentación/15_Plan_Gestion_Riesgos.docx
@@ -497,7 +497,7 @@
                 <w:sz w:val="20"/>
                 <w:szCs w:val="20"/>
               </w:rPr>
-              <w:t>1.1</w:t>
+              <w:t>1.2</w:t>
             </w:r>
           </w:p>
         </w:tc>
@@ -1194,7 +1194,7 @@
                 <w:sz w:val="14"/>
                 <w:szCs w:val="14"/>
               </w:rPr>
-              <w:t>Atraso en la migración de la web y la app al modelo relacional (actividad crítica 1.4.3; la base de datos ya opera en Supabase desde el 20-10-2026)</w:t>
+              <w:t>Atraso en la actividad crítica 1.4.3 (desde el 22-10-2026 la web y la app usan el modelo relacional; faltan las cuentas del personal, «Mis datos» y el pago real)</w:t>
             </w:r>
           </w:p>
         </w:tc>
@@ -3706,7 +3706,7 @@
                 <w:sz w:val="14"/>
                 <w:szCs w:val="14"/>
               </w:rPr>
-              <w:t>Acceso público a las tablas del prototipo en Supabase (RLS permisivo para la clave pública) mientras la web y la app las usen</w:t>
+              <w:t>Acceso público a las tablas del prototipo en Supabase (RLS permisivo para la clave pública). CERRADO el 22-10-2026</w:t>
             </w:r>
           </w:p>
         </w:tc>
@@ -3807,7 +3807,7 @@
                 <w:sz w:val="14"/>
                 <w:szCs w:val="14"/>
               </w:rPr>
-              <w:t>Medio (12)</w:t>
+              <w:t>Cerrado</w:t>
             </w:r>
           </w:p>
         </w:tc>
@@ -3832,7 +3832,7 @@
                 <w:sz w:val="14"/>
                 <w:szCs w:val="14"/>
               </w:rPr>
-              <w:t>Mitigar: no cargar datos reales; migrar la web y la app al modelo relacional con autenticación; cerrar esas tablas y definir políticas RLS por rol.</w:t>
+              <w:t>Evitar: el 22-10-2026 se eliminaron las 7 tablas del prototipo; la web y la app usan funciones api_* y las tablas siguen cerradas a la clave pública (RLS).</w:t>
             </w:r>
           </w:p>
         </w:tc>
@@ -4497,7 +4497,7 @@
                 <w:sz w:val="18"/>
                 <w:szCs w:val="18"/>
               </w:rPr>
-              <w:t>R-05, R-14</w:t>
+              <w:t>R-05</w:t>
             </w:r>
           </w:p>
         </w:tc>
@@ -5627,6 +5627,86 @@
                 <w:szCs w:val="18"/>
               </w:rPr>
               <w:t>R-02 y R-08 actualizados por la implementación en Supabase; R-09 redefinido como transferencia internacional (20-10-2026); nuevo R-14 (tablas del prototipo con acceso público); R-03 actualizado (clave de correo trasladada a archivos .env). Total: 14 riesgos.</w:t>
+            </w:r>
+          </w:p>
+        </w:tc>
+      </w:tr>
+      <w:tr>
+        <w:trPr>
+          <w:cantSplit/>
+        </w:trPr>
+        <w:tc>
+          <w:tcPr>
+            <w:tcW w:w="1140" w:type="dxa"/>
+            <w:tcMar>
+              <w:top w:w="80" w:type="dxa"/>
+              <w:left w:w="100" w:type="dxa"/>
+              <w:bottom w:w="80" w:type="dxa"/>
+              <w:right w:w="100" w:type="dxa"/>
+            </w:tcMar>
+            <w:vAlign w:val="center"/>
+          </w:tcPr>
+          <w:p>
+            <w:pPr>
+              <w:spacing w:before="0" w:after="0" w:line="240" w:lineRule="auto"/>
+            </w:pPr>
+            <w:r>
+              <w:rPr>
+                <w:rFonts w:ascii="Arial" w:hAnsi="Arial" w:cs="Arial" w:eastAsia="Arial"/>
+                <w:sz w:val="18"/>
+                <w:szCs w:val="18"/>
+              </w:rPr>
+              <w:t>1.2</w:t>
+            </w:r>
+          </w:p>
+        </w:tc>
+        <w:tc>
+          <w:tcPr>
+            <w:tcW w:w="1710" w:type="dxa"/>
+            <w:tcMar>
+              <w:top w:w="80" w:type="dxa"/>
+              <w:left w:w="100" w:type="dxa"/>
+              <w:bottom w:w="80" w:type="dxa"/>
+              <w:right w:w="100" w:type="dxa"/>
+            </w:tcMar>
+            <w:vAlign w:val="center"/>
+          </w:tcPr>
+          <w:p>
+            <w:pPr>
+              <w:spacing w:before="0" w:after="0" w:line="240" w:lineRule="auto"/>
+            </w:pPr>
+            <w:r>
+              <w:rPr>
+                <w:rFonts w:ascii="Arial" w:hAnsi="Arial" w:cs="Arial" w:eastAsia="Arial"/>
+                <w:sz w:val="18"/>
+                <w:szCs w:val="18"/>
+              </w:rPr>
+              <w:t>22-10-2026</w:t>
+            </w:r>
+          </w:p>
+        </w:tc>
+        <w:tc>
+          <w:tcPr>
+            <w:tcW w:w="6650" w:type="dxa"/>
+            <w:tcMar>
+              <w:top w:w="80" w:type="dxa"/>
+              <w:left w:w="100" w:type="dxa"/>
+              <w:bottom w:w="80" w:type="dxa"/>
+              <w:right w:w="100" w:type="dxa"/>
+            </w:tcMar>
+            <w:vAlign w:val="center"/>
+          </w:tcPr>
+          <w:p>
+            <w:pPr>
+              <w:spacing w:before="0" w:after="0" w:line="240" w:lineRule="auto"/>
+            </w:pPr>
+            <w:r>
+              <w:rPr>
+                <w:rFonts w:ascii="Arial" w:hAnsi="Arial" w:cs="Arial" w:eastAsia="Arial"/>
+                <w:sz w:val="18"/>
+                <w:szCs w:val="18"/>
+              </w:rPr>
+              <w:t>R-14 cerrado (tablas del prototipo eliminadas; la web y la app usan el modelo relacional) y R-02 actualizado. Total: 14 riesgos, 13 activos.</w:t>
             </w:r>
           </w:p>
         </w:tc>

--- a/Fase 2/Evidencias Proyecto/Evidencias de documentación/15_Plan_Gestion_Riesgos.docx
+++ b/Fase 2/Evidencias Proyecto/Evidencias de documentación/15_Plan_Gestion_Riesgos.docx
@@ -497,7 +497,7 @@
                 <w:sz w:val="20"/>
                 <w:szCs w:val="20"/>
               </w:rPr>
-              <w:t>1.2</w:t>
+              <w:t>1.3</w:t>
             </w:r>
           </w:p>
         </w:tc>
@@ -3862,6 +3862,624 @@
           </w:p>
         </w:tc>
       </w:tr>
+      <w:tr>
+        <w:trPr>
+          <w:cantSplit/>
+        </w:trPr>
+        <w:tc>
+          <w:tcPr>
+            <w:tcW w:w="570" w:type="dxa"/>
+            <w:tcMar>
+              <w:top w:w="80" w:type="dxa"/>
+              <w:left w:w="100" w:type="dxa"/>
+              <w:bottom w:w="80" w:type="dxa"/>
+              <w:right w:w="100" w:type="dxa"/>
+            </w:tcMar>
+            <w:vAlign w:val="center"/>
+          </w:tcPr>
+          <w:p>
+            <w:pPr>
+              <w:spacing w:before="0" w:after="0" w:line="240" w:lineRule="auto"/>
+            </w:pPr>
+            <w:r>
+              <w:rPr>
+                <w:rFonts w:ascii="Arial" w:hAnsi="Arial" w:cs="Arial" w:eastAsia="Arial"/>
+                <w:sz w:val="14"/>
+                <w:szCs w:val="14"/>
+              </w:rPr>
+              <w:t>R-15</w:t>
+            </w:r>
+          </w:p>
+        </w:tc>
+        <w:tc>
+          <w:tcPr>
+            <w:tcW w:w="2280" w:type="dxa"/>
+            <w:tcMar>
+              <w:top w:w="80" w:type="dxa"/>
+              <w:left w:w="100" w:type="dxa"/>
+              <w:bottom w:w="80" w:type="dxa"/>
+              <w:right w:w="100" w:type="dxa"/>
+            </w:tcMar>
+            <w:vAlign w:val="center"/>
+          </w:tcPr>
+          <w:p>
+            <w:pPr>
+              <w:spacing w:before="0" w:after="0" w:line="240" w:lineRule="auto"/>
+            </w:pPr>
+            <w:r>
+              <w:rPr>
+                <w:rFonts w:ascii="Arial" w:hAnsi="Arial" w:cs="Arial" w:eastAsia="Arial"/>
+                <w:sz w:val="14"/>
+                <w:szCs w:val="14"/>
+              </w:rPr>
+              <w:t>Ventana corta para desplegar y pasar al ambiente UAT (S13–S14)</w:t>
+            </w:r>
+          </w:p>
+        </w:tc>
+        <w:tc>
+          <w:tcPr>
+            <w:tcW w:w="950" w:type="dxa"/>
+            <w:tcMar>
+              <w:top w:w="80" w:type="dxa"/>
+              <w:left w:w="100" w:type="dxa"/>
+              <w:bottom w:w="80" w:type="dxa"/>
+              <w:right w:w="100" w:type="dxa"/>
+            </w:tcMar>
+            <w:vAlign w:val="center"/>
+          </w:tcPr>
+          <w:p>
+            <w:pPr>
+              <w:spacing w:before="0" w:after="0" w:line="240" w:lineRule="auto"/>
+            </w:pPr>
+            <w:r>
+              <w:rPr>
+                <w:rFonts w:ascii="Arial" w:hAnsi="Arial" w:cs="Arial" w:eastAsia="Arial"/>
+                <w:sz w:val="14"/>
+                <w:szCs w:val="14"/>
+              </w:rPr>
+              <w:t>Cronograma</w:t>
+            </w:r>
+          </w:p>
+        </w:tc>
+        <w:tc>
+          <w:tcPr>
+            <w:tcW w:w="380" w:type="dxa"/>
+            <w:tcMar>
+              <w:top w:w="80" w:type="dxa"/>
+              <w:left w:w="100" w:type="dxa"/>
+              <w:bottom w:w="80" w:type="dxa"/>
+              <w:right w:w="100" w:type="dxa"/>
+            </w:tcMar>
+            <w:vAlign w:val="center"/>
+          </w:tcPr>
+          <w:p>
+            <w:pPr>
+              <w:spacing w:before="0" w:after="0" w:line="240" w:lineRule="auto"/>
+            </w:pPr>
+            <w:r>
+              <w:rPr>
+                <w:rFonts w:ascii="Arial" w:hAnsi="Arial" w:cs="Arial" w:eastAsia="Arial"/>
+                <w:sz w:val="14"/>
+                <w:szCs w:val="14"/>
+              </w:rPr>
+              <w:t>3</w:t>
+            </w:r>
+          </w:p>
+        </w:tc>
+        <w:tc>
+          <w:tcPr>
+            <w:tcW w:w="380" w:type="dxa"/>
+            <w:tcMar>
+              <w:top w:w="80" w:type="dxa"/>
+              <w:left w:w="100" w:type="dxa"/>
+              <w:bottom w:w="80" w:type="dxa"/>
+              <w:right w:w="100" w:type="dxa"/>
+            </w:tcMar>
+            <w:vAlign w:val="center"/>
+          </w:tcPr>
+          <w:p>
+            <w:pPr>
+              <w:spacing w:before="0" w:after="0" w:line="240" w:lineRule="auto"/>
+            </w:pPr>
+            <w:r>
+              <w:rPr>
+                <w:rFonts w:ascii="Arial" w:hAnsi="Arial" w:cs="Arial" w:eastAsia="Arial"/>
+                <w:sz w:val="14"/>
+                <w:szCs w:val="14"/>
+              </w:rPr>
+              <w:t>3</w:t>
+            </w:r>
+          </w:p>
+        </w:tc>
+        <w:tc>
+          <w:tcPr>
+            <w:tcW w:w="855" w:type="dxa"/>
+            <w:shd w:val="clear" w:color="auto" w:fill="FFF3CD"/>
+            <w:tcMar>
+              <w:top w:w="80" w:type="dxa"/>
+              <w:left w:w="100" w:type="dxa"/>
+              <w:bottom w:w="80" w:type="dxa"/>
+              <w:right w:w="100" w:type="dxa"/>
+            </w:tcMar>
+            <w:vAlign w:val="center"/>
+          </w:tcPr>
+          <w:p>
+            <w:pPr>
+              <w:spacing w:before="0" w:after="0" w:line="240" w:lineRule="auto"/>
+            </w:pPr>
+            <w:r>
+              <w:rPr>
+                <w:rFonts w:ascii="Arial" w:hAnsi="Arial" w:cs="Arial" w:eastAsia="Arial"/>
+                <w:sz w:val="14"/>
+                <w:szCs w:val="14"/>
+              </w:rPr>
+              <w:t>Medio (9)</w:t>
+            </w:r>
+          </w:p>
+        </w:tc>
+        <w:tc>
+          <w:tcPr>
+            <w:tcW w:w="2945" w:type="dxa"/>
+            <w:tcMar>
+              <w:top w:w="80" w:type="dxa"/>
+              <w:left w:w="100" w:type="dxa"/>
+              <w:bottom w:w="80" w:type="dxa"/>
+              <w:right w:w="100" w:type="dxa"/>
+            </w:tcMar>
+            <w:vAlign w:val="center"/>
+          </w:tcPr>
+          <w:p>
+            <w:pPr>
+              <w:spacing w:before="0" w:after="0" w:line="240" w:lineRule="auto"/>
+            </w:pPr>
+            <w:r>
+              <w:rPr>
+                <w:rFonts w:ascii="Arial" w:hAnsi="Arial" w:cs="Arial" w:eastAsia="Arial"/>
+                <w:sz w:val="14"/>
+                <w:szCs w:val="14"/>
+              </w:rPr>
+              <w:t>Mitigar: ambiente UAT listo en S12; lista de verificación de despliegue; pruebas de humo antes del paso al ambiente UAT (H7, 10-11-2026).</w:t>
+            </w:r>
+          </w:p>
+        </w:tc>
+        <w:tc>
+          <w:tcPr>
+            <w:tcW w:w="1140" w:type="dxa"/>
+            <w:tcMar>
+              <w:top w:w="80" w:type="dxa"/>
+              <w:left w:w="100" w:type="dxa"/>
+              <w:bottom w:w="80" w:type="dxa"/>
+              <w:right w:w="100" w:type="dxa"/>
+            </w:tcMar>
+            <w:vAlign w:val="center"/>
+          </w:tcPr>
+          <w:p>
+            <w:pPr>
+              <w:spacing w:before="0" w:after="0" w:line="240" w:lineRule="auto"/>
+            </w:pPr>
+            <w:r>
+              <w:rPr>
+                <w:rFonts w:ascii="Arial" w:hAnsi="Arial" w:cs="Arial" w:eastAsia="Arial"/>
+                <w:sz w:val="14"/>
+                <w:szCs w:val="14"/>
+              </w:rPr>
+              <w:t>YR / JO</w:t>
+            </w:r>
+          </w:p>
+        </w:tc>
+      </w:tr>
+      <w:tr>
+        <w:trPr>
+          <w:cantSplit/>
+        </w:trPr>
+        <w:tc>
+          <w:tcPr>
+            <w:tcW w:w="570" w:type="dxa"/>
+            <w:tcMar>
+              <w:top w:w="80" w:type="dxa"/>
+              <w:left w:w="100" w:type="dxa"/>
+              <w:bottom w:w="80" w:type="dxa"/>
+              <w:right w:w="100" w:type="dxa"/>
+            </w:tcMar>
+            <w:vAlign w:val="center"/>
+          </w:tcPr>
+          <w:p>
+            <w:pPr>
+              <w:spacing w:before="0" w:after="0" w:line="240" w:lineRule="auto"/>
+            </w:pPr>
+            <w:r>
+              <w:rPr>
+                <w:rFonts w:ascii="Arial" w:hAnsi="Arial" w:cs="Arial" w:eastAsia="Arial"/>
+                <w:sz w:val="14"/>
+                <w:szCs w:val="14"/>
+              </w:rPr>
+              <w:t>R-16</w:t>
+            </w:r>
+          </w:p>
+        </w:tc>
+        <w:tc>
+          <w:tcPr>
+            <w:tcW w:w="2280" w:type="dxa"/>
+            <w:tcMar>
+              <w:top w:w="80" w:type="dxa"/>
+              <w:left w:w="100" w:type="dxa"/>
+              <w:bottom w:w="80" w:type="dxa"/>
+              <w:right w:w="100" w:type="dxa"/>
+            </w:tcMar>
+            <w:vAlign w:val="center"/>
+          </w:tcPr>
+          <w:p>
+            <w:pPr>
+              <w:spacing w:before="0" w:after="0" w:line="240" w:lineRule="auto"/>
+            </w:pPr>
+            <w:r>
+              <w:rPr>
+                <w:rFonts w:ascii="Arial" w:hAnsi="Arial" w:cs="Arial" w:eastAsia="Arial"/>
+                <w:sz w:val="14"/>
+                <w:szCs w:val="14"/>
+              </w:rPr>
+              <w:t>La app Android aún no se prueba en un teléfono real (al 23-10-2026 solo se verificó que compila)</w:t>
+            </w:r>
+          </w:p>
+        </w:tc>
+        <w:tc>
+          <w:tcPr>
+            <w:tcW w:w="950" w:type="dxa"/>
+            <w:tcMar>
+              <w:top w:w="80" w:type="dxa"/>
+              <w:left w:w="100" w:type="dxa"/>
+              <w:bottom w:w="80" w:type="dxa"/>
+              <w:right w:w="100" w:type="dxa"/>
+            </w:tcMar>
+            <w:vAlign w:val="center"/>
+          </w:tcPr>
+          <w:p>
+            <w:pPr>
+              <w:spacing w:before="0" w:after="0" w:line="240" w:lineRule="auto"/>
+            </w:pPr>
+            <w:r>
+              <w:rPr>
+                <w:rFonts w:ascii="Arial" w:hAnsi="Arial" w:cs="Arial" w:eastAsia="Arial"/>
+                <w:sz w:val="14"/>
+                <w:szCs w:val="14"/>
+              </w:rPr>
+              <w:t>Técnico</w:t>
+            </w:r>
+          </w:p>
+        </w:tc>
+        <w:tc>
+          <w:tcPr>
+            <w:tcW w:w="380" w:type="dxa"/>
+            <w:tcMar>
+              <w:top w:w="80" w:type="dxa"/>
+              <w:left w:w="100" w:type="dxa"/>
+              <w:bottom w:w="80" w:type="dxa"/>
+              <w:right w:w="100" w:type="dxa"/>
+            </w:tcMar>
+            <w:vAlign w:val="center"/>
+          </w:tcPr>
+          <w:p>
+            <w:pPr>
+              <w:spacing w:before="0" w:after="0" w:line="240" w:lineRule="auto"/>
+            </w:pPr>
+            <w:r>
+              <w:rPr>
+                <w:rFonts w:ascii="Arial" w:hAnsi="Arial" w:cs="Arial" w:eastAsia="Arial"/>
+                <w:sz w:val="14"/>
+                <w:szCs w:val="14"/>
+              </w:rPr>
+              <w:t>3</w:t>
+            </w:r>
+          </w:p>
+        </w:tc>
+        <w:tc>
+          <w:tcPr>
+            <w:tcW w:w="380" w:type="dxa"/>
+            <w:tcMar>
+              <w:top w:w="80" w:type="dxa"/>
+              <w:left w:w="100" w:type="dxa"/>
+              <w:bottom w:w="80" w:type="dxa"/>
+              <w:right w:w="100" w:type="dxa"/>
+            </w:tcMar>
+            <w:vAlign w:val="center"/>
+          </w:tcPr>
+          <w:p>
+            <w:pPr>
+              <w:spacing w:before="0" w:after="0" w:line="240" w:lineRule="auto"/>
+            </w:pPr>
+            <w:r>
+              <w:rPr>
+                <w:rFonts w:ascii="Arial" w:hAnsi="Arial" w:cs="Arial" w:eastAsia="Arial"/>
+                <w:sz w:val="14"/>
+                <w:szCs w:val="14"/>
+              </w:rPr>
+              <w:t>3</w:t>
+            </w:r>
+          </w:p>
+        </w:tc>
+        <w:tc>
+          <w:tcPr>
+            <w:tcW w:w="855" w:type="dxa"/>
+            <w:shd w:val="clear" w:color="auto" w:fill="FFF3CD"/>
+            <w:tcMar>
+              <w:top w:w="80" w:type="dxa"/>
+              <w:left w:w="100" w:type="dxa"/>
+              <w:bottom w:w="80" w:type="dxa"/>
+              <w:right w:w="100" w:type="dxa"/>
+            </w:tcMar>
+            <w:vAlign w:val="center"/>
+          </w:tcPr>
+          <w:p>
+            <w:pPr>
+              <w:spacing w:before="0" w:after="0" w:line="240" w:lineRule="auto"/>
+            </w:pPr>
+            <w:r>
+              <w:rPr>
+                <w:rFonts w:ascii="Arial" w:hAnsi="Arial" w:cs="Arial" w:eastAsia="Arial"/>
+                <w:sz w:val="14"/>
+                <w:szCs w:val="14"/>
+              </w:rPr>
+              <w:t>Medio (9)</w:t>
+            </w:r>
+          </w:p>
+        </w:tc>
+        <w:tc>
+          <w:tcPr>
+            <w:tcW w:w="2945" w:type="dxa"/>
+            <w:tcMar>
+              <w:top w:w="80" w:type="dxa"/>
+              <w:left w:w="100" w:type="dxa"/>
+              <w:bottom w:w="80" w:type="dxa"/>
+              <w:right w:w="100" w:type="dxa"/>
+            </w:tcMar>
+            <w:vAlign w:val="center"/>
+          </w:tcPr>
+          <w:p>
+            <w:pPr>
+              <w:spacing w:before="0" w:after="0" w:line="240" w:lineRule="auto"/>
+            </w:pPr>
+            <w:r>
+              <w:rPr>
+                <w:rFonts w:ascii="Arial" w:hAnsi="Arial" w:cs="Arial" w:eastAsia="Arial"/>
+                <w:sz w:val="14"/>
+                <w:szCs w:val="14"/>
+              </w:rPr>
+              <w:t>Mitigar: pruebas en emulador y en un teléfono Android desde S12; APK firmada en S13.</w:t>
+            </w:r>
+          </w:p>
+        </w:tc>
+        <w:tc>
+          <w:tcPr>
+            <w:tcW w:w="1140" w:type="dxa"/>
+            <w:tcMar>
+              <w:top w:w="80" w:type="dxa"/>
+              <w:left w:w="100" w:type="dxa"/>
+              <w:bottom w:w="80" w:type="dxa"/>
+              <w:right w:w="100" w:type="dxa"/>
+            </w:tcMar>
+            <w:vAlign w:val="center"/>
+          </w:tcPr>
+          <w:p>
+            <w:pPr>
+              <w:spacing w:before="0" w:after="0" w:line="240" w:lineRule="auto"/>
+            </w:pPr>
+            <w:r>
+              <w:rPr>
+                <w:rFonts w:ascii="Arial" w:hAnsi="Arial" w:cs="Arial" w:eastAsia="Arial"/>
+                <w:sz w:val="14"/>
+                <w:szCs w:val="14"/>
+              </w:rPr>
+              <w:t>JO</w:t>
+            </w:r>
+          </w:p>
+        </w:tc>
+      </w:tr>
+      <w:tr>
+        <w:trPr>
+          <w:cantSplit/>
+        </w:trPr>
+        <w:tc>
+          <w:tcPr>
+            <w:tcW w:w="570" w:type="dxa"/>
+            <w:tcMar>
+              <w:top w:w="80" w:type="dxa"/>
+              <w:left w:w="100" w:type="dxa"/>
+              <w:bottom w:w="80" w:type="dxa"/>
+              <w:right w:w="100" w:type="dxa"/>
+            </w:tcMar>
+            <w:vAlign w:val="center"/>
+          </w:tcPr>
+          <w:p>
+            <w:pPr>
+              <w:spacing w:before="0" w:after="0" w:line="240" w:lineRule="auto"/>
+            </w:pPr>
+            <w:r>
+              <w:rPr>
+                <w:rFonts w:ascii="Arial" w:hAnsi="Arial" w:cs="Arial" w:eastAsia="Arial"/>
+                <w:sz w:val="14"/>
+                <w:szCs w:val="14"/>
+              </w:rPr>
+              <w:t>R-17</w:t>
+            </w:r>
+          </w:p>
+        </w:tc>
+        <w:tc>
+          <w:tcPr>
+            <w:tcW w:w="2280" w:type="dxa"/>
+            <w:tcMar>
+              <w:top w:w="80" w:type="dxa"/>
+              <w:left w:w="100" w:type="dxa"/>
+              <w:bottom w:w="80" w:type="dxa"/>
+              <w:right w:w="100" w:type="dxa"/>
+            </w:tcMar>
+            <w:vAlign w:val="center"/>
+          </w:tcPr>
+          <w:p>
+            <w:pPr>
+              <w:spacing w:before="0" w:after="0" w:line="240" w:lineRule="auto"/>
+            </w:pPr>
+            <w:r>
+              <w:rPr>
+                <w:rFonts w:ascii="Arial" w:hAnsi="Arial" w:cs="Arial" w:eastAsia="Arial"/>
+                <w:sz w:val="14"/>
+                <w:szCs w:val="14"/>
+              </w:rPr>
+              <w:t>Notificaciones por correo no operativas (la cuenta de envío del proyecto requiere verificación)</w:t>
+            </w:r>
+          </w:p>
+        </w:tc>
+        <w:tc>
+          <w:tcPr>
+            <w:tcW w:w="950" w:type="dxa"/>
+            <w:tcMar>
+              <w:top w:w="80" w:type="dxa"/>
+              <w:left w:w="100" w:type="dxa"/>
+              <w:bottom w:w="80" w:type="dxa"/>
+              <w:right w:w="100" w:type="dxa"/>
+            </w:tcMar>
+            <w:vAlign w:val="center"/>
+          </w:tcPr>
+          <w:p>
+            <w:pPr>
+              <w:spacing w:before="0" w:after="0" w:line="240" w:lineRule="auto"/>
+            </w:pPr>
+            <w:r>
+              <w:rPr>
+                <w:rFonts w:ascii="Arial" w:hAnsi="Arial" w:cs="Arial" w:eastAsia="Arial"/>
+                <w:sz w:val="14"/>
+                <w:szCs w:val="14"/>
+              </w:rPr>
+              <w:t>Técnico</w:t>
+            </w:r>
+          </w:p>
+        </w:tc>
+        <w:tc>
+          <w:tcPr>
+            <w:tcW w:w="380" w:type="dxa"/>
+            <w:tcMar>
+              <w:top w:w="80" w:type="dxa"/>
+              <w:left w:w="100" w:type="dxa"/>
+              <w:bottom w:w="80" w:type="dxa"/>
+              <w:right w:w="100" w:type="dxa"/>
+            </w:tcMar>
+            <w:vAlign w:val="center"/>
+          </w:tcPr>
+          <w:p>
+            <w:pPr>
+              <w:spacing w:before="0" w:after="0" w:line="240" w:lineRule="auto"/>
+            </w:pPr>
+            <w:r>
+              <w:rPr>
+                <w:rFonts w:ascii="Arial" w:hAnsi="Arial" w:cs="Arial" w:eastAsia="Arial"/>
+                <w:sz w:val="14"/>
+                <w:szCs w:val="14"/>
+              </w:rPr>
+              <w:t>3</w:t>
+            </w:r>
+          </w:p>
+        </w:tc>
+        <w:tc>
+          <w:tcPr>
+            <w:tcW w:w="380" w:type="dxa"/>
+            <w:tcMar>
+              <w:top w:w="80" w:type="dxa"/>
+              <w:left w:w="100" w:type="dxa"/>
+              <w:bottom w:w="80" w:type="dxa"/>
+              <w:right w:w="100" w:type="dxa"/>
+            </w:tcMar>
+            <w:vAlign w:val="center"/>
+          </w:tcPr>
+          <w:p>
+            <w:pPr>
+              <w:spacing w:before="0" w:after="0" w:line="240" w:lineRule="auto"/>
+            </w:pPr>
+            <w:r>
+              <w:rPr>
+                <w:rFonts w:ascii="Arial" w:hAnsi="Arial" w:cs="Arial" w:eastAsia="Arial"/>
+                <w:sz w:val="14"/>
+                <w:szCs w:val="14"/>
+              </w:rPr>
+              <w:t>3</w:t>
+            </w:r>
+          </w:p>
+        </w:tc>
+        <w:tc>
+          <w:tcPr>
+            <w:tcW w:w="855" w:type="dxa"/>
+            <w:shd w:val="clear" w:color="auto" w:fill="FFF3CD"/>
+            <w:tcMar>
+              <w:top w:w="80" w:type="dxa"/>
+              <w:left w:w="100" w:type="dxa"/>
+              <w:bottom w:w="80" w:type="dxa"/>
+              <w:right w:w="100" w:type="dxa"/>
+            </w:tcMar>
+            <w:vAlign w:val="center"/>
+          </w:tcPr>
+          <w:p>
+            <w:pPr>
+              <w:spacing w:before="0" w:after="0" w:line="240" w:lineRule="auto"/>
+            </w:pPr>
+            <w:r>
+              <w:rPr>
+                <w:rFonts w:ascii="Arial" w:hAnsi="Arial" w:cs="Arial" w:eastAsia="Arial"/>
+                <w:sz w:val="14"/>
+                <w:szCs w:val="14"/>
+              </w:rPr>
+              <w:t>Medio (9)</w:t>
+            </w:r>
+          </w:p>
+        </w:tc>
+        <w:tc>
+          <w:tcPr>
+            <w:tcW w:w="2945" w:type="dxa"/>
+            <w:tcMar>
+              <w:top w:w="80" w:type="dxa"/>
+              <w:left w:w="100" w:type="dxa"/>
+              <w:bottom w:w="80" w:type="dxa"/>
+              <w:right w:w="100" w:type="dxa"/>
+            </w:tcMar>
+            <w:vAlign w:val="center"/>
+          </w:tcPr>
+          <w:p>
+            <w:pPr>
+              <w:spacing w:before="0" w:after="0" w:line="240" w:lineRule="auto"/>
+            </w:pPr>
+            <w:r>
+              <w:rPr>
+                <w:rFonts w:ascii="Arial" w:hAnsi="Arial" w:cs="Arial" w:eastAsia="Arial"/>
+                <w:sz w:val="14"/>
+                <w:szCs w:val="14"/>
+              </w:rPr>
+              <w:t>Mitigar: envío desde el servidor con la cuenta de correo del proyecto verificada; probar confirmación y recordatorio en S12.</w:t>
+            </w:r>
+          </w:p>
+        </w:tc>
+        <w:tc>
+          <w:tcPr>
+            <w:tcW w:w="1140" w:type="dxa"/>
+            <w:tcMar>
+              <w:top w:w="80" w:type="dxa"/>
+              <w:left w:w="100" w:type="dxa"/>
+              <w:bottom w:w="80" w:type="dxa"/>
+              <w:right w:w="100" w:type="dxa"/>
+            </w:tcMar>
+            <w:vAlign w:val="center"/>
+          </w:tcPr>
+          <w:p>
+            <w:pPr>
+              <w:spacing w:before="0" w:after="0" w:line="240" w:lineRule="auto"/>
+            </w:pPr>
+            <w:r>
+              <w:rPr>
+                <w:rFonts w:ascii="Arial" w:hAnsi="Arial" w:cs="Arial" w:eastAsia="Arial"/>
+                <w:sz w:val="14"/>
+                <w:szCs w:val="14"/>
+              </w:rPr>
+              <w:t>JO</w:t>
+            </w:r>
+          </w:p>
+        </w:tc>
+      </w:tr>
     </w:tbl>
     <w:p>
       <w:pPr>
@@ -4471,7 +5089,7 @@
                 <w:sz w:val="18"/>
                 <w:szCs w:val="18"/>
               </w:rPr>
-              <w:t>R-04, R-06, R-10, R-13</w:t>
+              <w:t>R-04, R-06, R-10, R-13, R-15, R-16, R-17</w:t>
             </w:r>
           </w:p>
         </w:tc>
@@ -5707,6 +6325,86 @@
                 <w:szCs w:val="18"/>
               </w:rPr>
               <w:t>R-14 cerrado (tablas del prototipo eliminadas; la web y la app usan el modelo relacional) y R-02 actualizado. Total: 14 riesgos, 13 activos.</w:t>
+            </w:r>
+          </w:p>
+        </w:tc>
+      </w:tr>
+      <w:tr>
+        <w:trPr>
+          <w:cantSplit/>
+        </w:trPr>
+        <w:tc>
+          <w:tcPr>
+            <w:tcW w:w="1140" w:type="dxa"/>
+            <w:tcMar>
+              <w:top w:w="80" w:type="dxa"/>
+              <w:left w:w="100" w:type="dxa"/>
+              <w:bottom w:w="80" w:type="dxa"/>
+              <w:right w:w="100" w:type="dxa"/>
+            </w:tcMar>
+            <w:vAlign w:val="center"/>
+          </w:tcPr>
+          <w:p>
+            <w:pPr>
+              <w:spacing w:before="0" w:after="0" w:line="240" w:lineRule="auto"/>
+            </w:pPr>
+            <w:r>
+              <w:rPr>
+                <w:rFonts w:ascii="Arial" w:hAnsi="Arial" w:cs="Arial" w:eastAsia="Arial"/>
+                <w:sz w:val="18"/>
+                <w:szCs w:val="18"/>
+              </w:rPr>
+              <w:t>1.3</w:t>
+            </w:r>
+          </w:p>
+        </w:tc>
+        <w:tc>
+          <w:tcPr>
+            <w:tcW w:w="1710" w:type="dxa"/>
+            <w:tcMar>
+              <w:top w:w="80" w:type="dxa"/>
+              <w:left w:w="100" w:type="dxa"/>
+              <w:bottom w:w="80" w:type="dxa"/>
+              <w:right w:w="100" w:type="dxa"/>
+            </w:tcMar>
+            <w:vAlign w:val="center"/>
+          </w:tcPr>
+          <w:p>
+            <w:pPr>
+              <w:spacing w:before="0" w:after="0" w:line="240" w:lineRule="auto"/>
+            </w:pPr>
+            <w:r>
+              <w:rPr>
+                <w:rFonts w:ascii="Arial" w:hAnsi="Arial" w:cs="Arial" w:eastAsia="Arial"/>
+                <w:sz w:val="18"/>
+                <w:szCs w:val="18"/>
+              </w:rPr>
+              <w:t>23-10-2026</w:t>
+            </w:r>
+          </w:p>
+        </w:tc>
+        <w:tc>
+          <w:tcPr>
+            <w:tcW w:w="6650" w:type="dxa"/>
+            <w:tcMar>
+              <w:top w:w="80" w:type="dxa"/>
+              <w:left w:w="100" w:type="dxa"/>
+              <w:bottom w:w="80" w:type="dxa"/>
+              <w:right w:w="100" w:type="dxa"/>
+            </w:tcMar>
+            <w:vAlign w:val="center"/>
+          </w:tcPr>
+          <w:p>
+            <w:pPr>
+              <w:spacing w:before="0" w:after="0" w:line="240" w:lineRule="auto"/>
+            </w:pPr>
+            <w:r>
+              <w:rPr>
+                <w:rFonts w:ascii="Arial" w:hAnsi="Arial" w:cs="Arial" w:eastAsia="Arial"/>
+                <w:sz w:val="18"/>
+                <w:szCs w:val="18"/>
+              </w:rPr>
+              <w:t>Nuevos R-15 (ventana corta para el paso al ambiente UAT), R-16 (app sin probar en un teléfono real) y R-17 (notificaciones por correo no operativas), identificados para la presentación de avance. Total: 17 riesgos, 16 activos.</w:t>
             </w:r>
           </w:p>
         </w:tc>

--- a/Fase 2/Evidencias Proyecto/Evidencias de documentación/15_Plan_Gestion_Riesgos.docx
+++ b/Fase 2/Evidencias Proyecto/Evidencias de documentación/15_Plan_Gestion_Riesgos.docx
@@ -497,7 +497,7 @@
                 <w:sz w:val="20"/>
                 <w:szCs w:val="20"/>
               </w:rPr>
-              <w:t>1.3</w:t>
+              <w:t>1.4</w:t>
             </w:r>
           </w:p>
         </w:tc>
@@ -1194,7 +1194,7 @@
                 <w:sz w:val="14"/>
                 <w:szCs w:val="14"/>
               </w:rPr>
-              <w:t>Atraso en la actividad crítica 1.4.3 (desde el 22-10-2026 la web y la app usan el modelo relacional; faltan las cuentas del personal, «Mis datos» y el pago real)</w:t>
+              <w:t>Atraso en la actividad crítica 1.4.3 (al 30-10-2026 la integración está entregada: pago con Webpay, fila, «Mis datos» y cuentas del personal; los correos y el respaldo diario pasan a S13)</w:t>
             </w:r>
           </w:p>
         </w:tc>
@@ -1246,7 +1246,7 @@
                 <w:sz w:val="14"/>
                 <w:szCs w:val="14"/>
               </w:rPr>
-              <w:t>4</w:t>
+              <w:t>2</w:t>
             </w:r>
           </w:p>
         </w:tc>
@@ -1298,7 +1298,7 @@
                 <w:sz w:val="14"/>
                 <w:szCs w:val="14"/>
               </w:rPr>
-              <w:t>Alto (16)</w:t>
+              <w:t>Medio (8)</w:t>
             </w:r>
           </w:p>
         </w:tc>
@@ -1324,7 +1324,7 @@
                 <w:sz w:val="14"/>
                 <w:szCs w:val="14"/>
               </w:rPr>
-              <w:t>Mitigar: Priorizar el flujo de reserva con abono; reutilizar pantallas; punto de control el 23-10-2026; reserva de contingencia.</w:t>
+              <w:t>Mitigar: Priorizar el flujo de reserva con abono; control semanal de lo que pasa a S13; reserva de contingencia.</w:t>
             </w:r>
           </w:p>
         </w:tc>
@@ -1405,7 +1405,7 @@
                 <w:sz w:val="14"/>
                 <w:szCs w:val="14"/>
               </w:rPr>
-              <w:t>Brecha de seguridad o exposición de credenciales (se detectó una clave de correo en el código del prototipo; el 22-10-2026 se trasladó a archivos .env excluidos del repositorio)</w:t>
+              <w:t>Brecha de seguridad o exposición de credenciales (se detectó una clave de correo en el código del prototipo; el 22-10-2026 se trasladó a archivos .env excluidos del repositorio; el 28-10-2026 se corrigió la autorización de las reservas)</w:t>
             </w:r>
           </w:p>
         </w:tc>
@@ -1455,7 +1455,7 @@
                 <w:sz w:val="14"/>
                 <w:szCs w:val="14"/>
               </w:rPr>
-              <w:t>3</w:t>
+              <w:t>2</w:t>
             </w:r>
           </w:p>
         </w:tc>
@@ -1506,7 +1506,7 @@
                 <w:sz w:val="14"/>
                 <w:szCs w:val="14"/>
               </w:rPr>
-              <w:t>Alto (15)</w:t>
+              <w:t>Medio (10)</w:t>
             </w:r>
           </w:p>
         </w:tc>
@@ -1531,7 +1531,7 @@
                 <w:sz w:val="14"/>
                 <w:szCs w:val="14"/>
               </w:rPr>
-              <w:t>Mitigar: secretos en variables de entorno fuera del repositorio (aplicado el 22-10-2026), envío de correos desde el servidor y no desde la app, revisión de código antes de cada commit, TLS, cifrado en reposo y procedimiento de notificación.</w:t>
+              <w:t>Mitigar: secretos en variables de entorno fuera del repositorio (22-10-2026); cambios de reserva solo con credenciales del titular, del Dueño o del cajero/a de la sucursal, contacto oculto al barbero y bloqueo temporal de 15 min tras 5 intentos (28-10-2026, 16/16 pruebas); envío de correos desde el servidor; revisión de código antes de cada commit; TLS, cifrado en reposo y procedimiento de notificación.</w:t>
             </w:r>
           </w:p>
         </w:tc>
@@ -1824,7 +1824,7 @@
                 <w:sz w:val="14"/>
                 <w:szCs w:val="14"/>
               </w:rPr>
-              <w:t>Fallas o demoras en la integración con la pasarela de pago</w:t>
+              <w:t>Fallas o demoras en la integración con la pasarela de pago (al 30-10-2026 el pago funciona desde la web en el ambiente de integración de Transbank)</w:t>
             </w:r>
           </w:p>
         </w:tc>
@@ -1874,7 +1874,7 @@
                 <w:sz w:val="14"/>
                 <w:szCs w:val="14"/>
               </w:rPr>
-              <w:t>3</w:t>
+              <w:t>2</w:t>
             </w:r>
           </w:p>
         </w:tc>
@@ -1925,7 +1925,7 @@
                 <w:sz w:val="14"/>
                 <w:szCs w:val="14"/>
               </w:rPr>
-              <w:t>Medio (12)</w:t>
+              <w:t>Medio (8)</w:t>
             </w:r>
           </w:p>
         </w:tc>
@@ -1950,7 +1950,7 @@
                 <w:sz w:val="14"/>
                 <w:szCs w:val="14"/>
               </w:rPr>
-              <w:t>Mitigar: Ambiente de integración de Transbank desde el 19-10; alternativa Mercado Pago; pruebas de casos de rechazo.</w:t>
+              <w:t>Mitigar: Ambiente de integración de Transbank desde el 19-10; pago probado desde la web (27-10-2026); probarlo desde la app en un teléfono; pruebas de casos de rechazo; alternativa Mercado Pago.</w:t>
             </w:r>
           </w:p>
         </w:tc>
@@ -2581,7 +2581,7 @@
                 <w:sz w:val="14"/>
                 <w:szCs w:val="14"/>
               </w:rPr>
-              <w:t>Mitigar: Respaldo diario cifrado con 30 días de retención, prueba de restauración trimestral (RPO 24 h, RTO 4 h). En Supabase, el plan Free no incluye respaldos y el Pro los conserva 7 días: se agrega un respaldo lógico diario propio (pg_dump cifrado) para cubrir los 30 días.</w:t>
+              <w:t>Mitigar: Respaldo diario cifrado con 30 días de retención, prueba de restauración trimestral (RPO 24 h, RTO 4 h). En Supabase, el plan Free no incluye respaldos y el Pro los conserva 7 días: se agrega un respaldo lógico diario propio (pg_dump cifrado) para cubrir los 30 días. Al 30-10-2026 el script de respaldo está listo; falta instalar pg_dump y programarlo (S13).</w:t>
             </w:r>
           </w:p>
         </w:tc>
@@ -4038,7 +4038,7 @@
                 <w:sz w:val="14"/>
                 <w:szCs w:val="14"/>
               </w:rPr>
-              <w:t>Mitigar: ambiente UAT listo en S12; lista de verificación de despliegue; pruebas de humo antes del paso al ambiente UAT (H7, 10-11-2026).</w:t>
+              <w:t>Mitigar: web publicada en el ambiente UAT (GitHub Pages, 28-10-2026); APK firmada en S13; lista de verificación de despliegue; pruebas de humo antes del paso al ambiente UAT (H7, 10-11-2026).</w:t>
             </w:r>
           </w:p>
         </w:tc>
@@ -4118,7 +4118,7 @@
                 <w:sz w:val="14"/>
                 <w:szCs w:val="14"/>
               </w:rPr>
-              <w:t>La app Android aún no se prueba en un teléfono real (al 23-10-2026 solo se verificó que compila)</w:t>
+              <w:t>La app Android aún no se prueba en un teléfono real (al 30-10-2026 compila y se probó en el emulador)</w:t>
             </w:r>
           </w:p>
         </w:tc>
@@ -4244,7 +4244,7 @@
                 <w:sz w:val="14"/>
                 <w:szCs w:val="14"/>
               </w:rPr>
-              <w:t>Mitigar: pruebas en emulador y en un teléfono Android desde S12; APK firmada en S13.</w:t>
+              <w:t>Mitigar: APK de prueba lista (28-10-2026); prueba con pago Webpay en un teléfono Android en S12; APK firmada en S13.</w:t>
             </w:r>
           </w:p>
         </w:tc>
@@ -4324,7 +4324,7 @@
                 <w:sz w:val="14"/>
                 <w:szCs w:val="14"/>
               </w:rPr>
-              <w:t>Notificaciones por correo no operativas (la cuenta de envío del proyecto requiere verificación)</w:t>
+              <w:t>Notificaciones por correo no operativas (la cola de correos del servidor está lista; la cuenta de envío del proyecto requiere verificación)</w:t>
             </w:r>
           </w:p>
         </w:tc>
@@ -4450,7 +4450,213 @@
                 <w:sz w:val="14"/>
                 <w:szCs w:val="14"/>
               </w:rPr>
-              <w:t>Mitigar: envío desde el servidor con la cuenta de correo del proyecto verificada; probar confirmación y recordatorio en S12.</w:t>
+              <w:t>Mitigar: verificar la cuenta de correo del proyecto y probar los correos de confirmación y recordatorio en S13.</w:t>
+            </w:r>
+          </w:p>
+        </w:tc>
+        <w:tc>
+          <w:tcPr>
+            <w:tcW w:w="1140" w:type="dxa"/>
+            <w:tcMar>
+              <w:top w:w="80" w:type="dxa"/>
+              <w:left w:w="100" w:type="dxa"/>
+              <w:bottom w:w="80" w:type="dxa"/>
+              <w:right w:w="100" w:type="dxa"/>
+            </w:tcMar>
+            <w:vAlign w:val="center"/>
+          </w:tcPr>
+          <w:p>
+            <w:pPr>
+              <w:spacing w:before="0" w:after="0" w:line="240" w:lineRule="auto"/>
+            </w:pPr>
+            <w:r>
+              <w:rPr>
+                <w:rFonts w:ascii="Arial" w:hAnsi="Arial" w:cs="Arial" w:eastAsia="Arial"/>
+                <w:sz w:val="14"/>
+                <w:szCs w:val="14"/>
+              </w:rPr>
+              <w:t>JO</w:t>
+            </w:r>
+          </w:p>
+        </w:tc>
+      </w:tr>
+      <w:tr>
+        <w:trPr>
+          <w:cantSplit/>
+        </w:trPr>
+        <w:tc>
+          <w:tcPr>
+            <w:tcW w:w="570" w:type="dxa"/>
+            <w:tcMar>
+              <w:top w:w="80" w:type="dxa"/>
+              <w:left w:w="100" w:type="dxa"/>
+              <w:bottom w:w="80" w:type="dxa"/>
+              <w:right w:w="100" w:type="dxa"/>
+            </w:tcMar>
+            <w:vAlign w:val="center"/>
+          </w:tcPr>
+          <w:p>
+            <w:pPr>
+              <w:spacing w:before="0" w:after="0" w:line="240" w:lineRule="auto"/>
+            </w:pPr>
+            <w:r>
+              <w:rPr>
+                <w:rFonts w:ascii="Arial" w:hAnsi="Arial" w:cs="Arial" w:eastAsia="Arial"/>
+                <w:sz w:val="14"/>
+                <w:szCs w:val="14"/>
+              </w:rPr>
+              <w:t>R-18</w:t>
+            </w:r>
+          </w:p>
+        </w:tc>
+        <w:tc>
+          <w:tcPr>
+            <w:tcW w:w="2280" w:type="dxa"/>
+            <w:tcMar>
+              <w:top w:w="80" w:type="dxa"/>
+              <w:left w:w="100" w:type="dxa"/>
+              <w:bottom w:w="80" w:type="dxa"/>
+              <w:right w:w="100" w:type="dxa"/>
+            </w:tcMar>
+            <w:vAlign w:val="center"/>
+          </w:tcPr>
+          <w:p>
+            <w:pPr>
+              <w:spacing w:before="0" w:after="0" w:line="240" w:lineRule="auto"/>
+            </w:pPr>
+            <w:r>
+              <w:rPr>
+                <w:rFonts w:ascii="Arial" w:hAnsi="Arial" w:cs="Arial" w:eastAsia="Arial"/>
+                <w:sz w:val="14"/>
+                <w:szCs w:val="14"/>
+              </w:rPr>
+              <w:t>Las pruebas y el ambiente UAT usan la misma base de datos en Supabase (los datos de prueba pueden mezclarse con los del UAT)</w:t>
+            </w:r>
+          </w:p>
+        </w:tc>
+        <w:tc>
+          <w:tcPr>
+            <w:tcW w:w="950" w:type="dxa"/>
+            <w:tcMar>
+              <w:top w:w="80" w:type="dxa"/>
+              <w:left w:w="100" w:type="dxa"/>
+              <w:bottom w:w="80" w:type="dxa"/>
+              <w:right w:w="100" w:type="dxa"/>
+            </w:tcMar>
+            <w:vAlign w:val="center"/>
+          </w:tcPr>
+          <w:p>
+            <w:pPr>
+              <w:spacing w:before="0" w:after="0" w:line="240" w:lineRule="auto"/>
+            </w:pPr>
+            <w:r>
+              <w:rPr>
+                <w:rFonts w:ascii="Arial" w:hAnsi="Arial" w:cs="Arial" w:eastAsia="Arial"/>
+                <w:sz w:val="14"/>
+                <w:szCs w:val="14"/>
+              </w:rPr>
+              <w:t>Técnico</w:t>
+            </w:r>
+          </w:p>
+        </w:tc>
+        <w:tc>
+          <w:tcPr>
+            <w:tcW w:w="380" w:type="dxa"/>
+            <w:tcMar>
+              <w:top w:w="80" w:type="dxa"/>
+              <w:left w:w="100" w:type="dxa"/>
+              <w:bottom w:w="80" w:type="dxa"/>
+              <w:right w:w="100" w:type="dxa"/>
+            </w:tcMar>
+            <w:vAlign w:val="center"/>
+          </w:tcPr>
+          <w:p>
+            <w:pPr>
+              <w:spacing w:before="0" w:after="0" w:line="240" w:lineRule="auto"/>
+            </w:pPr>
+            <w:r>
+              <w:rPr>
+                <w:rFonts w:ascii="Arial" w:hAnsi="Arial" w:cs="Arial" w:eastAsia="Arial"/>
+                <w:sz w:val="14"/>
+                <w:szCs w:val="14"/>
+              </w:rPr>
+              <w:t>3</w:t>
+            </w:r>
+          </w:p>
+        </w:tc>
+        <w:tc>
+          <w:tcPr>
+            <w:tcW w:w="380" w:type="dxa"/>
+            <w:tcMar>
+              <w:top w:w="80" w:type="dxa"/>
+              <w:left w:w="100" w:type="dxa"/>
+              <w:bottom w:w="80" w:type="dxa"/>
+              <w:right w:w="100" w:type="dxa"/>
+            </w:tcMar>
+            <w:vAlign w:val="center"/>
+          </w:tcPr>
+          <w:p>
+            <w:pPr>
+              <w:spacing w:before="0" w:after="0" w:line="240" w:lineRule="auto"/>
+            </w:pPr>
+            <w:r>
+              <w:rPr>
+                <w:rFonts w:ascii="Arial" w:hAnsi="Arial" w:cs="Arial" w:eastAsia="Arial"/>
+                <w:sz w:val="14"/>
+                <w:szCs w:val="14"/>
+              </w:rPr>
+              <w:t>3</w:t>
+            </w:r>
+          </w:p>
+        </w:tc>
+        <w:tc>
+          <w:tcPr>
+            <w:tcW w:w="855" w:type="dxa"/>
+            <w:shd w:val="clear" w:color="auto" w:fill="FFF3CD"/>
+            <w:tcMar>
+              <w:top w:w="80" w:type="dxa"/>
+              <w:left w:w="100" w:type="dxa"/>
+              <w:bottom w:w="80" w:type="dxa"/>
+              <w:right w:w="100" w:type="dxa"/>
+            </w:tcMar>
+            <w:vAlign w:val="center"/>
+          </w:tcPr>
+          <w:p>
+            <w:pPr>
+              <w:spacing w:before="0" w:after="0" w:line="240" w:lineRule="auto"/>
+            </w:pPr>
+            <w:r>
+              <w:rPr>
+                <w:rFonts w:ascii="Arial" w:hAnsi="Arial" w:cs="Arial" w:eastAsia="Arial"/>
+                <w:sz w:val="14"/>
+                <w:szCs w:val="14"/>
+              </w:rPr>
+              <w:t>Medio (9)</w:t>
+            </w:r>
+          </w:p>
+        </w:tc>
+        <w:tc>
+          <w:tcPr>
+            <w:tcW w:w="2945" w:type="dxa"/>
+            <w:tcMar>
+              <w:top w:w="80" w:type="dxa"/>
+              <w:left w:w="100" w:type="dxa"/>
+              <w:bottom w:w="80" w:type="dxa"/>
+              <w:right w:w="100" w:type="dxa"/>
+            </w:tcMar>
+            <w:vAlign w:val="center"/>
+          </w:tcPr>
+          <w:p>
+            <w:pPr>
+              <w:spacing w:before="0" w:after="0" w:line="240" w:lineRule="auto"/>
+            </w:pPr>
+            <w:r>
+              <w:rPr>
+                <w:rFonts w:ascii="Arial" w:hAnsi="Arial" w:cs="Arial" w:eastAsia="Arial"/>
+                <w:sz w:val="14"/>
+                <w:szCs w:val="14"/>
+              </w:rPr>
+              <w:t>Mitigar: pruebas automáticas dentro de una transacción que se deshace (rollback); limpieza de los datos de prueba antes del paso al ambiente UAT (H7); evaluar un proyecto aparte para el UAT.</w:t>
             </w:r>
           </w:p>
         </w:tc>
@@ -4782,6 +4988,7 @@
             <w:pPr>
               <w:spacing w:before="0" w:after="0" w:line="240" w:lineRule="auto"/>
             </w:pPr>
+            <w:r/>
           </w:p>
         </w:tc>
         <w:tc>
@@ -4826,6 +5033,7 @@
             <w:pPr>
               <w:spacing w:before="0" w:after="0" w:line="240" w:lineRule="auto"/>
             </w:pPr>
+            <w:r/>
           </w:p>
         </w:tc>
         <w:tc>
@@ -4844,6 +5052,7 @@
             <w:pPr>
               <w:spacing w:before="0" w:after="0" w:line="240" w:lineRule="auto"/>
             </w:pPr>
+            <w:r/>
           </w:p>
         </w:tc>
         <w:tc>
@@ -4862,6 +5071,7 @@
             <w:pPr>
               <w:spacing w:before="0" w:after="0" w:line="240" w:lineRule="auto"/>
             </w:pPr>
+            <w:r/>
           </w:p>
         </w:tc>
       </w:tr>
@@ -4911,6 +5121,7 @@
             <w:pPr>
               <w:spacing w:before="0" w:after="0" w:line="240" w:lineRule="auto"/>
             </w:pPr>
+            <w:r/>
           </w:p>
         </w:tc>
         <w:tc>
@@ -4929,6 +5140,7 @@
             <w:pPr>
               <w:spacing w:before="0" w:after="0" w:line="240" w:lineRule="auto"/>
             </w:pPr>
+            <w:r/>
           </w:p>
         </w:tc>
         <w:tc>
@@ -4947,6 +5159,7 @@
             <w:pPr>
               <w:spacing w:before="0" w:after="0" w:line="240" w:lineRule="auto"/>
             </w:pPr>
+            <w:r/>
           </w:p>
         </w:tc>
         <w:tc>
@@ -4971,7 +5184,6 @@
                 <w:sz w:val="18"/>
                 <w:szCs w:val="18"/>
               </w:rPr>
-              <w:t>R-02</w:t>
             </w:r>
           </w:p>
         </w:tc>
@@ -4991,6 +5203,7 @@
             <w:pPr>
               <w:spacing w:before="0" w:after="0" w:line="240" w:lineRule="auto"/>
             </w:pPr>
+            <w:r/>
           </w:p>
         </w:tc>
       </w:tr>
@@ -5065,6 +5278,7 @@
             <w:pPr>
               <w:spacing w:before="0" w:after="0" w:line="240" w:lineRule="auto"/>
             </w:pPr>
+            <w:r/>
           </w:p>
         </w:tc>
         <w:tc>
@@ -5089,7 +5303,7 @@
                 <w:sz w:val="18"/>
                 <w:szCs w:val="18"/>
               </w:rPr>
-              <w:t>R-04, R-06, R-10, R-13, R-15, R-16, R-17</w:t>
+              <w:t>R-04, R-06, R-10, R-13, R-15, R-16, R-17, R-18</w:t>
             </w:r>
           </w:p>
         </w:tc>
@@ -5115,7 +5329,6 @@
                 <w:sz w:val="18"/>
                 <w:szCs w:val="18"/>
               </w:rPr>
-              <w:t>R-05</w:t>
             </w:r>
           </w:p>
         </w:tc>
@@ -5141,7 +5354,6 @@
                 <w:sz w:val="18"/>
                 <w:szCs w:val="18"/>
               </w:rPr>
-              <w:t>R-03</w:t>
             </w:r>
           </w:p>
         </w:tc>
@@ -5192,6 +5404,7 @@
             <w:pPr>
               <w:spacing w:before="0" w:after="0" w:line="240" w:lineRule="auto"/>
             </w:pPr>
+            <w:r/>
           </w:p>
         </w:tc>
         <w:tc>
@@ -5210,6 +5423,7 @@
             <w:pPr>
               <w:spacing w:before="0" w:after="0" w:line="240" w:lineRule="auto"/>
             </w:pPr>
+            <w:r/>
           </w:p>
         </w:tc>
         <w:tc>
@@ -5260,7 +5474,7 @@
                 <w:sz w:val="18"/>
                 <w:szCs w:val="18"/>
               </w:rPr>
-              <w:t>R-11</w:t>
+              <w:t>R-02, R-05, R-11</w:t>
             </w:r>
           </w:p>
         </w:tc>
@@ -5286,7 +5500,7 @@
                 <w:sz w:val="18"/>
                 <w:szCs w:val="18"/>
               </w:rPr>
-              <w:t>R-01, R-08</w:t>
+              <w:t>R-01, R-03, R-08</w:t>
             </w:r>
           </w:p>
         </w:tc>
@@ -5336,6 +5550,7 @@
             <w:pPr>
               <w:spacing w:before="0" w:after="0" w:line="240" w:lineRule="auto"/>
             </w:pPr>
+            <w:r/>
           </w:p>
         </w:tc>
         <w:tc>
@@ -5354,6 +5569,7 @@
             <w:pPr>
               <w:spacing w:before="0" w:after="0" w:line="240" w:lineRule="auto"/>
             </w:pPr>
+            <w:r/>
           </w:p>
         </w:tc>
         <w:tc>
@@ -5372,6 +5588,7 @@
             <w:pPr>
               <w:spacing w:before="0" w:after="0" w:line="240" w:lineRule="auto"/>
             </w:pPr>
+            <w:r/>
           </w:p>
         </w:tc>
         <w:tc>
@@ -5390,6 +5607,7 @@
             <w:pPr>
               <w:spacing w:before="0" w:after="0" w:line="240" w:lineRule="auto"/>
             </w:pPr>
+            <w:r/>
           </w:p>
         </w:tc>
         <w:tc>
@@ -5408,6 +5626,7 @@
             <w:pPr>
               <w:spacing w:before="0" w:after="0" w:line="240" w:lineRule="auto"/>
             </w:pPr>
+            <w:r/>
           </w:p>
         </w:tc>
       </w:tr>
@@ -5925,7 +6144,7 @@
           <w:sz w:val="22"/>
           <w:szCs w:val="22"/>
         </w:rPr>
-        <w:t>Responsable del plan: Jefe de Proyecto. Revisión semanal; los cambios de nivel se registran en el Informe de Estado de Avance (12).</w:t>
+        <w:t>Responsable del plan: Jefe de Proyecto. Revisión semanal; los cambios de nivel se registran en el Informe de Estado de Avance (12). Cada riesgo conserva su ID (R-NN) durante todo el proyecto: el ID no se reutiliza ni se renumera, y las presentaciones de seguimiento, el roadmap y la matriz 3 × 3 usan esos mismos ID (SC-26).</w:t>
       </w:r>
     </w:p>
     <w:p>
@@ -6405,6 +6624,86 @@
                 <w:szCs w:val="18"/>
               </w:rPr>
               <w:t>Nuevos R-15 (ventana corta para el paso al ambiente UAT), R-16 (app sin probar en un teléfono real) y R-17 (notificaciones por correo no operativas), identificados para la presentación de avance. Total: 17 riesgos, 16 activos.</w:t>
+            </w:r>
+          </w:p>
+        </w:tc>
+      </w:tr>
+      <w:tr>
+        <w:trPr>
+          <w:cantSplit/>
+        </w:trPr>
+        <w:tc>
+          <w:tcPr>
+            <w:tcW w:w="1140" w:type="dxa"/>
+            <w:tcMar>
+              <w:top w:w="80" w:type="dxa"/>
+              <w:left w:w="100" w:type="dxa"/>
+              <w:bottom w:w="80" w:type="dxa"/>
+              <w:right w:w="100" w:type="dxa"/>
+            </w:tcMar>
+            <w:vAlign w:val="center"/>
+          </w:tcPr>
+          <w:p>
+            <w:pPr>
+              <w:spacing w:before="0" w:after="0" w:line="240" w:lineRule="auto"/>
+            </w:pPr>
+            <w:r>
+              <w:rPr>
+                <w:rFonts w:ascii="Arial" w:hAnsi="Arial" w:cs="Arial" w:eastAsia="Arial"/>
+                <w:sz w:val="18"/>
+                <w:szCs w:val="18"/>
+              </w:rPr>
+              <w:t>1.4</w:t>
+            </w:r>
+          </w:p>
+        </w:tc>
+        <w:tc>
+          <w:tcPr>
+            <w:tcW w:w="1710" w:type="dxa"/>
+            <w:tcMar>
+              <w:top w:w="80" w:type="dxa"/>
+              <w:left w:w="100" w:type="dxa"/>
+              <w:bottom w:w="80" w:type="dxa"/>
+              <w:right w:w="100" w:type="dxa"/>
+            </w:tcMar>
+            <w:vAlign w:val="center"/>
+          </w:tcPr>
+          <w:p>
+            <w:pPr>
+              <w:spacing w:before="0" w:after="0" w:line="240" w:lineRule="auto"/>
+            </w:pPr>
+            <w:r>
+              <w:rPr>
+                <w:rFonts w:ascii="Arial" w:hAnsi="Arial" w:cs="Arial" w:eastAsia="Arial"/>
+                <w:sz w:val="18"/>
+                <w:szCs w:val="18"/>
+              </w:rPr>
+              <w:t>30-10-2026</w:t>
+            </w:r>
+          </w:p>
+        </w:tc>
+        <w:tc>
+          <w:tcPr>
+            <w:tcW w:w="6650" w:type="dxa"/>
+            <w:tcMar>
+              <w:top w:w="80" w:type="dxa"/>
+              <w:left w:w="100" w:type="dxa"/>
+              <w:bottom w:w="80" w:type="dxa"/>
+              <w:right w:w="100" w:type="dxa"/>
+            </w:tcMar>
+            <w:vAlign w:val="center"/>
+          </w:tcPr>
+          <w:p>
+            <w:pPr>
+              <w:spacing w:before="0" w:after="0" w:line="240" w:lineRule="auto"/>
+            </w:pPr>
+            <w:r>
+              <w:rPr>
+                <w:rFonts w:ascii="Arial" w:hAnsi="Arial" w:cs="Arial" w:eastAsia="Arial"/>
+                <w:sz w:val="18"/>
+                <w:szCs w:val="18"/>
+              </w:rPr>
+              <w:t>Seguimiento del 30-10 (H6): bajan R-02, R-03 y R-05 (integración entregada, correcciones de seguridad del 28-10 y pago probado en el ambiente de integración); se actualizan R-08, R-15, R-16 y R-17; nuevo R-18 (pruebas y ambiente UAT en la misma base de datos). Las presentaciones identifican cada riesgo con su ID fijo. Total: 18 riesgos, 17 activos.</w:t>
             </w:r>
           </w:p>
         </w:tc>
